--- a/static/downloads/pt-br/docx/layer-6/learning-log.docx
+++ b/static/downloads/pt-br/docx/layer-6/learning-log.docx
@@ -87,7 +87,7 @@
         <w:t xml:space="preserve"> </w:t>
       </w:r>
       <w:r>
-        <w:t xml:space="preserve">2026-06-26</w:t>
+        <w:t xml:space="preserve">2026-07-07</w:t>
       </w:r>
     </w:p>
     <w:p>
@@ -238,10 +238,10 @@
     </w:p>
     <w:p>
       <w:pPr>
-        <w:pStyle w:val="BlockText"/>
-      </w:pPr>
-      <w:r>
-        <w:t xml:space="preserve">Registra falhas importantes, adaptações, reversões e aprendizados sistêmicos. Padrões recorrentes de falha devem desencadear uma revisão estrutural, não a culpabilização individual. As entradas são adicionadas no topo (mais recentes primeiro).</w:t>
+        <w:pStyle w:val="FirstParagraph"/>
+      </w:pPr>
+      <w:r>
+        <w:t xml:space="preserve">&gt; Registra falhas importantes, adaptações, reversões e aprendizados sistêmicos. Padrões recorrentes de falha devem desencadear uma revisão estrutural, não a culpabilização individual. As entradas são adicionadas no topo (mais recentes primeiro).</w:t>
       </w:r>
     </w:p>
     <w:p>
@@ -363,8 +363,14 @@
     </w:p>
     <w:p>
       <w:pPr>
-        <w:pStyle w:val="BlockText"/>
-      </w:pPr>
+        <w:pStyle w:val="BodyText"/>
+      </w:pPr>
+      <w:r>
+        <w:t xml:space="preserve">&gt;</w:t>
+      </w:r>
+      <w:r>
+        <w:t xml:space="preserve"> </w:t>
+      </w:r>
       <w:r>
         <w:rPr>
           <w:b/>
@@ -372,13 +378,17 @@
         </w:rPr>
         <w:t xml:space="preserve">Justificativa — Por que definir o gatilho explicitamente</w:t>
       </w:r>
-    </w:p>
-    <w:p>
-      <w:pPr>
-        <w:pStyle w:val="BlockText"/>
-      </w:pPr>
-      <w:r>
-        <w:t xml:space="preserve">Se</w:t>
+      <w:r>
+        <w:t xml:space="preserve"> </w:t>
+      </w:r>
+      <w:r>
+        <w:t xml:space="preserve">&gt;</w:t>
+      </w:r>
+      <w:r>
+        <w:t xml:space="preserve"> </w:t>
+      </w:r>
+      <w:r>
+        <w:t xml:space="preserve">&gt; Se</w:t>
       </w:r>
       <w:r>
         <w:t xml:space="preserve"> </w:t>
@@ -395,8 +405,14 @@
     </w:p>
     <w:p>
       <w:pPr>
-        <w:pStyle w:val="BlockText"/>
-      </w:pPr>
+        <w:pStyle w:val="BodyText"/>
+      </w:pPr>
+      <w:r>
+        <w:t xml:space="preserve">&gt;</w:t>
+      </w:r>
+      <w:r>
+        <w:t xml:space="preserve"> </w:t>
+      </w:r>
       <w:r>
         <w:rPr>
           <w:b/>
@@ -404,18 +420,22 @@
         </w:rPr>
         <w:t xml:space="preserve">Instruções — Como preencher esta seção</w:t>
       </w:r>
-    </w:p>
-    <w:p>
-      <w:pPr>
-        <w:pStyle w:val="BlockText"/>
-      </w:pPr>
-      <w:r>
-        <w:t xml:space="preserve">Liste os eventos específicos que obrigam uma entrada no Registro de Aprendizado. Indique quem é responsável pelo registro e a cadência de síntese.</w:t>
-      </w:r>
-    </w:p>
-    <w:p>
-      <w:pPr>
-        <w:pStyle w:val="FirstParagraph"/>
+      <w:r>
+        <w:t xml:space="preserve"> </w:t>
+      </w:r>
+      <w:r>
+        <w:t xml:space="preserve">&gt;</w:t>
+      </w:r>
+      <w:r>
+        <w:t xml:space="preserve"> </w:t>
+      </w:r>
+      <w:r>
+        <w:t xml:space="preserve">&gt; Liste os eventos específicos que obrigam uma entrada no Registro de Aprendizado. Indique quem é responsável pelo registro e a cadência de síntese.</w:t>
+      </w:r>
+    </w:p>
+    <w:p>
+      <w:pPr>
+        <w:pStyle w:val="BodyText"/>
       </w:pPr>
       <w:r>
         <w:t xml:space="preserve">Uma entrada DEVE ser adicionada quando ocorrer qualquer um dos seguintes eventos:</w:t>
@@ -525,6 +545,13 @@
           <w:numId w:val="1003"/>
         </w:numPr>
       </w:pPr>
+      <w:r>
+        <w:rPr>
+          <w:i/>
+          <w:iCs/>
+        </w:rPr>
+        <w:t xml:space="preserve">&lt;Qualquer evento que a comunidade identifique coletivamente como digno de aprendizado.&gt;</w:t>
+      </w:r>
     </w:p>
     <w:p>
       <w:pPr>
@@ -697,8 +724,14 @@
     </w:p>
     <w:p>
       <w:pPr>
-        <w:pStyle w:val="BlockText"/>
-      </w:pPr>
+        <w:pStyle w:val="BodyText"/>
+      </w:pPr>
+      <w:r>
+        <w:t xml:space="preserve">&gt;</w:t>
+      </w:r>
+      <w:r>
+        <w:t xml:space="preserve"> </w:t>
+      </w:r>
       <w:r>
         <w:rPr>
           <w:b/>
@@ -706,13 +739,17 @@
         </w:rPr>
         <w:t xml:space="preserve">Justificativa — Por que um modelo fixo de entrada</w:t>
       </w:r>
-    </w:p>
-    <w:p>
-      <w:pPr>
-        <w:pStyle w:val="BlockText"/>
-      </w:pPr>
-      <w:r>
-        <w:t xml:space="preserve">A reflexão em formato livre é valiosa, mas não se agrega. Um esquema consistente — gatilho, sinais, o que mudou, resultado, responsável pelo acompanhamento — permite revisar anos de entradas em busca de padrões recorrentes e transformar incidentes isolados em evidência estrutural. Também obriga cada entrada a nomear um responsável, para que o aprendizado não pare em</w:t>
+      <w:r>
+        <w:t xml:space="preserve"> </w:t>
+      </w:r>
+      <w:r>
+        <w:t xml:space="preserve">&gt;</w:t>
+      </w:r>
+      <w:r>
+        <w:t xml:space="preserve"> </w:t>
+      </w:r>
+      <w:r>
+        <w:t xml:space="preserve">&gt; A reflexão em formato livre é valiosa, mas não se agrega. Um esquema consistente — gatilho, sinais, o que mudou, resultado, responsável pelo acompanhamento — permite revisar anos de entradas em busca de padrões recorrentes e transformar incidentes isolados em evidência estrutural. Também obriga cada entrada a nomear um responsável, para que o aprendizado não pare em</w:t>
       </w:r>
       <w:r>
         <w:t xml:space="preserve"> </w:t>
@@ -726,8 +763,14 @@
     </w:p>
     <w:p>
       <w:pPr>
-        <w:pStyle w:val="BlockText"/>
-      </w:pPr>
+        <w:pStyle w:val="BodyText"/>
+      </w:pPr>
+      <w:r>
+        <w:t xml:space="preserve">&gt;</w:t>
+      </w:r>
+      <w:r>
+        <w:t xml:space="preserve"> </w:t>
+      </w:r>
       <w:r>
         <w:rPr>
           <w:b/>
@@ -735,13 +778,17 @@
         </w:rPr>
         <w:t xml:space="preserve">Instruções — Como preencher esta seção</w:t>
       </w:r>
-    </w:p>
-    <w:p>
-      <w:pPr>
-        <w:pStyle w:val="BlockText"/>
-      </w:pPr>
-      <w:r>
-        <w:t xml:space="preserve">Use o modelo abaixo para cada entrada. Cada campo impõe uma lente diferente sobre o evento; não pule o responsável pelo acompanhamento.</w:t>
+      <w:r>
+        <w:t xml:space="preserve"> </w:t>
+      </w:r>
+      <w:r>
+        <w:t xml:space="preserve">&gt;</w:t>
+      </w:r>
+      <w:r>
+        <w:t xml:space="preserve"> </w:t>
+      </w:r>
+      <w:r>
+        <w:t xml:space="preserve">&gt; Use o modelo abaixo para cada entrada. Cada campo impõe uma lente diferente sobre o evento; não pule o responsável pelo acompanhamento.</w:t>
       </w:r>
     </w:p>
     <w:p>

--- a/static/downloads/pt-br/docx/layer-6/learning-log.docx
+++ b/static/downloads/pt-br/docx/layer-6/learning-log.docx
@@ -87,7 +87,7 @@
         <w:t xml:space="preserve"> </w:t>
       </w:r>
       <w:r>
-        <w:t xml:space="preserve">2026-07-07</w:t>
+        <w:t xml:space="preserve">2026-08-31</w:t>
       </w:r>
     </w:p>
     <w:p>
